--- a/Ausgabe/Klasse_9/02_Komplexaufgabe_zur_Algorithmierung/05_Praesentationen/md.docx
+++ b/Ausgabe/Klasse_9/02_Komplexaufgabe_zur_Algorithmierung/05_Praesentationen/md.docx
@@ -2096,7 +2096,7 @@
       <w:rPr>
         <w:sz w:val="16"/>
       </w:rPr>
-      <w:t>Unterrichtsmaterial Oberschule Sachsen · Version v0.4.0-490-g2532335-dirty · Build 18.08.2026</w:t>
+      <w:t>Unterrichtsmaterial Oberschule Sachsen · Version v0.4.0-521-gfaabf71-dirty · Build 19.08.2026</w:t>
     </w:r>
   </w:p>
 </w:ftr>

--- a/Ausgabe/Klasse_9/02_Komplexaufgabe_zur_Algorithmierung/05_Praesentationen/md.docx
+++ b/Ausgabe/Klasse_9/02_Komplexaufgabe_zur_Algorithmierung/05_Praesentationen/md.docx
@@ -2096,7 +2096,7 @@
       <w:rPr>
         <w:sz w:val="16"/>
       </w:rPr>
-      <w:t>Unterrichtsmaterial Oberschule Sachsen · Version v0.4.0-490-g2532335-dirty · Build 18.08.2026</w:t>
+      <w:t>Unterrichtsmaterial Oberschule Sachsen · Version v0.4.0-521-g87c4bcc-dirty · Build 19.08.2026</w:t>
     </w:r>
   </w:p>
 </w:ftr>

--- a/Ausgabe/Klasse_9/02_Komplexaufgabe_zur_Algorithmierung/05_Praesentationen/md.docx
+++ b/Ausgabe/Klasse_9/02_Komplexaufgabe_zur_Algorithmierung/05_Praesentationen/md.docx
@@ -2096,7 +2096,7 @@
       <w:rPr>
         <w:sz w:val="16"/>
       </w:rPr>
-      <w:t>Unterrichtsmaterial Oberschule Sachsen · Version v0.4.0-521-g87c4bcc-dirty · Build 19.08.2026</w:t>
+      <w:t>Unterrichtsmaterial Oberschule Sachsen · Version v0.4.0-527-gca6ed1b-dirty · Build 19.08.2026</w:t>
     </w:r>
   </w:p>
 </w:ftr>

--- a/Ausgabe/Klasse_9/02_Komplexaufgabe_zur_Algorithmierung/05_Praesentationen/md.docx
+++ b/Ausgabe/Klasse_9/02_Komplexaufgabe_zur_Algorithmierung/05_Praesentationen/md.docx
@@ -2096,7 +2096,7 @@
       <w:rPr>
         <w:sz w:val="16"/>
       </w:rPr>
-      <w:t>Unterrichtsmaterial Oberschule Sachsen · Version v0.4.0-527-gca6ed1b-dirty · Build 19.08.2026</w:t>
+      <w:t>Unterrichtsmaterial Oberschule Sachsen · Version v0.4.0-530-gbb43ae4-dirty · Build 20.08.2026</w:t>
     </w:r>
   </w:p>
 </w:ftr>

--- a/Ausgabe/Klasse_9/02_Komplexaufgabe_zur_Algorithmierung/05_Praesentationen/md.docx
+++ b/Ausgabe/Klasse_9/02_Komplexaufgabe_zur_Algorithmierung/05_Praesentationen/md.docx
@@ -2096,7 +2096,7 @@
       <w:rPr>
         <w:sz w:val="16"/>
       </w:rPr>
-      <w:t>Unterrichtsmaterial Oberschule Sachsen · Version v0.4.0-530-gbb43ae4-dirty · Build 20.08.2026</w:t>
+      <w:t>Unterrichtsmaterial Oberschule Sachsen · Version v0.4.0-534-gc09a6c6-dirty · Build 20.08.2026</w:t>
     </w:r>
   </w:p>
 </w:ftr>
